--- a/NhiemVu1/Buoi1_Bai2.docx
+++ b/NhiemVu1/Buoi1_Bai2.docx
@@ -1,16 +1,29 @@
 
 <file path=word/document.xml><?xml version="1.0" encoding="utf-8"?>
-<w:document xmlns:wpc="http://schemas.microsoft.com/office/word/2010/wordprocessingCanvas" xmlns:mc="http://schemas.openxmlformats.org/markup-compatibility/2006" xmlns:o="urn:schemas-microsoft-com:office:office" xmlns:r="http://schemas.openxmlformats.org/officeDocument/2006/relationships" xmlns:m="http://schemas.openxmlformats.org/officeDocument/2006/math" xmlns:v="urn:schemas-microsoft-com:vml" xmlns:wp14="http://schemas.microsoft.com/office/word/2010/wordprocessingDrawing" xmlns:wp="http://schemas.openxmlformats.org/drawingml/2006/wordprocessingDrawing" xmlns:w10="urn:schemas-microsoft-com:office:word" xmlns:w="http://schemas.openxmlformats.org/wordprocessingml/2006/main" xmlns:w14="http://schemas.microsoft.com/office/word/2010/wordml" xmlns:w15="http://schemas.microsoft.com/office/word/2012/wordml" xmlns:wpg="http://schemas.microsoft.com/office/word/2010/wordprocessingGroup" xmlns:wpi="http://schemas.microsoft.com/office/word/2010/wordprocessingInk" xmlns:wne="http://schemas.microsoft.com/office/word/2006/wordml" xmlns:wps="http://schemas.microsoft.com/office/word/2010/wordprocessingShape" mc:Ignorable="w14 w15 wp14">
+<w:document xmlns:wpc="http://schemas.microsoft.com/office/word/2010/wordprocessingCanvas" xmlns:cx="http://schemas.microsoft.com/office/drawing/2014/chartex" xmlns:cx1="http://schemas.microsoft.com/office/drawing/2015/9/8/chartex" xmlns:cx2="http://schemas.microsoft.com/office/drawing/2015/10/21/chartex" xmlns:cx3="http://schemas.microsoft.com/office/drawing/2016/5/9/chartex" xmlns:cx4="http://schemas.microsoft.com/office/drawing/2016/5/10/chartex" xmlns:cx5="http://schemas.microsoft.com/office/drawing/2016/5/11/chartex" xmlns:cx6="http://schemas.microsoft.com/office/drawing/2016/5/12/chartex" xmlns:cx7="http://schemas.microsoft.com/office/drawing/2016/5/13/chartex" xmlns:cx8="http://schemas.microsoft.com/office/drawing/2016/5/14/chartex" xmlns:mc="http://schemas.openxmlformats.org/markup-compatibility/2006" xmlns:aink="http://schemas.microsoft.com/office/drawing/2016/ink" xmlns:am3d="http://schemas.microsoft.com/office/drawing/2017/model3d" xmlns:o="urn:schemas-microsoft-com:office:office" xmlns:oel="http://schemas.microsoft.com/office/2019/extlst" xmlns:r="http://schemas.openxmlformats.org/officeDocument/2006/relationships" xmlns:m="http://schemas.openxmlformats.org/officeDocument/2006/math" xmlns:v="urn:schemas-microsoft-com:vml" xmlns:wp14="http://schemas.microsoft.com/office/word/2010/wordprocessingDrawing" xmlns:wp="http://schemas.openxmlformats.org/drawingml/2006/wordprocessingDrawing" xmlns:w10="urn:schemas-microsoft-com:office:word" xmlns:w="http://schemas.openxmlformats.org/wordprocessingml/2006/main" xmlns:w14="http://schemas.microsoft.com/office/word/2010/wordml" xmlns:w15="http://schemas.microsoft.com/office/word/2012/wordml" xmlns:w16cex="http://schemas.microsoft.com/office/word/2018/wordml/cex" xmlns:w16cid="http://schemas.microsoft.com/office/word/2016/wordml/cid" xmlns:w16="http://schemas.microsoft.com/office/word/2018/wordml" xmlns:w16du="http://schemas.microsoft.com/office/word/2023/wordml/word16du" xmlns:w16sdtdh="http://schemas.microsoft.com/office/word/2020/wordml/sdtdatahash" xmlns:w16sdtfl="http://schemas.microsoft.com/office/word/2024/wordml/sdtformatlock" xmlns:w16se="http://schemas.microsoft.com/office/word/2015/wordml/symex" xmlns:wpg="http://schemas.microsoft.com/office/word/2010/wordprocessingGroup" xmlns:wpi="http://schemas.microsoft.com/office/word/2010/wordprocessingInk" xmlns:wne="http://schemas.microsoft.com/office/word/2006/wordml" xmlns:wps="http://schemas.microsoft.com/office/word/2010/wordprocessingShape" mc:Ignorable="w14 w15 w16se w16cid w16 w16cex w16sdtdh w16sdtfl w16du wp14">
   <w:body>
     <w:p>
-      <w:fldSimple w:instr=" MERGEFIELD &quot;Title&quot; ">
-        <w:r>
-          <w:rPr>
-            <w:noProof/>
-          </w:rPr>
-          <w:t>Mr</w:t>
-        </w:r>
-      </w:fldSimple>
+      <w:r>
+        <w:fldChar w:fldCharType="begin"/>
+      </w:r>
+      <w:r>
+        <w:instrText xml:space="preserve"> MERGEFIELD "Title" </w:instrText>
+      </w:r>
+      <w:r>
+        <w:fldChar w:fldCharType="separate"/>
+      </w:r>
+      <w:r>
+        <w:rPr>
+          <w:noProof/>
+        </w:rPr>
+        <w:t>Mr</w:t>
+      </w:r>
+      <w:r>
+        <w:rPr>
+          <w:noProof/>
+        </w:rPr>
+        <w:fldChar w:fldCharType="end"/>
+      </w:r>
       <w:r>
         <w:t xml:space="preserve"> </w:t>
       </w:r>
@@ -88,8 +101,6 @@
       <w:r>
         <w:t xml:space="preserve">           </w:t>
       </w:r>
-      <w:bookmarkStart w:id="0" w:name="_GoBack"/>
-      <w:bookmarkEnd w:id="0"/>
       <w:r>
         <w:t xml:space="preserve">                                                      Viet Nam</w:t>
       </w:r>
@@ -114,28 +125,58 @@
     <w:p/>
     <w:p>
       <w:r>
-        <w:t xml:space="preserve">As you may be aware we have been running a varity of courses at the college ranging from </w:t>
-      </w:r>
-    </w:p>
-    <w:p/>
-    <w:p>
-      <w:r>
-        <w:t xml:space="preserve">1 week to 12 weeks. We are now happy to infrom you that we are introducing a number of </w:t>
-      </w:r>
-    </w:p>
-    <w:p/>
-    <w:p>
-      <w:r>
-        <w:t xml:space="preserve">2-day course, which will be held that weekends </w:t>
-      </w:r>
-      <w:r>
-        <w:t xml:space="preserve">and mid-week to suit varying needs of </w:t>
-      </w:r>
-    </w:p>
-    <w:p/>
-    <w:p>
-      <w:r>
-        <w:t>potential students.</w:t>
+        <w:t>As you may be aware we have been running a vari</w:t>
+      </w:r>
+      <w:r>
+        <w:t>e</w:t>
+      </w:r>
+      <w:r>
+        <w:t xml:space="preserve">ty of courses at the college ranging from </w:t>
+      </w:r>
+    </w:p>
+    <w:p/>
+    <w:p>
+      <w:r>
+        <w:t>1 week to 12 weeks. We are now happy to info</w:t>
+      </w:r>
+      <w:r>
+        <w:t>r</w:t>
+      </w:r>
+      <w:r>
+        <w:t xml:space="preserve">m you that we are introducing a number of </w:t>
+      </w:r>
+    </w:p>
+    <w:p/>
+    <w:p>
+      <w:r>
+        <w:t>2-day course</w:t>
+      </w:r>
+      <w:r>
+        <w:t>s</w:t>
+      </w:r>
+      <w:r>
+        <w:t xml:space="preserve">, which will be held </w:t>
+      </w:r>
+      <w:r>
+        <w:t>both at</w:t>
+      </w:r>
+      <w:r>
+        <w:t xml:space="preserve"> weekends </w:t>
+      </w:r>
+      <w:r>
+        <w:t xml:space="preserve">and mid-week to suit </w:t>
+      </w:r>
+      <w:r>
+        <w:t xml:space="preserve">the </w:t>
+      </w:r>
+      <w:r>
+        <w:t xml:space="preserve">varying needs </w:t>
+      </w:r>
+    </w:p>
+    <w:p/>
+    <w:p>
+      <w:r>
+        <w:t>of potential students.</w:t>
       </w:r>
     </w:p>
     <w:p/>
@@ -147,7 +188,27 @@
         <w:t xml:space="preserve"> </w:t>
       </w:r>
       <w:r>
-        <w:t xml:space="preserve">find enclosed an application from and a program schedule.We look forward you to </w:t>
+        <w:t>find enclosed an application fo</w:t>
+      </w:r>
+      <w:r>
+        <w:t>r</w:t>
+      </w:r>
+      <w:r>
+        <w:t xml:space="preserve">m and a </w:t>
+      </w:r>
+      <w:proofErr w:type="gramStart"/>
+      <w:r>
+        <w:t>program</w:t>
+      </w:r>
+      <w:proofErr w:type="gramEnd"/>
+      <w:r>
+        <w:t xml:space="preserve"> schedule.</w:t>
+      </w:r>
+      <w:r>
+        <w:t xml:space="preserve"> </w:t>
+      </w:r>
+      <w:r>
+        <w:t xml:space="preserve">We look forward to </w:t>
       </w:r>
     </w:p>
     <w:p/>
@@ -179,41 +240,8 @@
 </w:document>
 </file>
 
-<file path=word/recipientData.xml><?xml version="1.0" encoding="utf-8"?>
-<wne:recipients xmlns:wpc="http://schemas.microsoft.com/office/word/2010/wordprocessingCanvas" xmlns:mc="http://schemas.openxmlformats.org/markup-compatibility/2006" xmlns:o="urn:schemas-microsoft-com:office:office" xmlns:r="http://schemas.openxmlformats.org/officeDocument/2006/relationships" xmlns:m="http://schemas.openxmlformats.org/officeDocument/2006/math" xmlns:v="urn:schemas-microsoft-com:vml" xmlns:wp14="http://schemas.microsoft.com/office/word/2010/wordprocessingDrawing" xmlns:wp="http://schemas.openxmlformats.org/drawingml/2006/wordprocessingDrawing" xmlns:w10="urn:schemas-microsoft-com:office:word" xmlns:w="http://schemas.openxmlformats.org/wordprocessingml/2006/main" xmlns:w14="http://schemas.microsoft.com/office/word/2010/wordml" xmlns:w15="http://schemas.microsoft.com/office/word/2012/wordml" xmlns:wpg="http://schemas.microsoft.com/office/word/2010/wordprocessingGroup" xmlns:wpi="http://schemas.microsoft.com/office/word/2010/wordprocessingInk" xmlns:wne="http://schemas.microsoft.com/office/word/2006/wordml" xmlns:wps="http://schemas.microsoft.com/office/word/2010/wordprocessingShape" mc:Ignorable="w14 w15 wp14">
-  <wne:recipientData>
-    <wne:active wne:val="1"/>
-    <wne:hash wne:val="-514637712"/>
-  </wne:recipientData>
-  <wne:recipientData>
-    <wne:active wne:val="1"/>
-    <wne:hash wne:val="-1772619995"/>
-  </wne:recipientData>
-  <wne:recipientData>
-    <wne:active wne:val="1"/>
-    <wne:hash wne:val="-620972397"/>
-  </wne:recipientData>
-  <wne:recipientData>
-    <wne:active wne:val="1"/>
-    <wne:hash wne:val="-1199533166"/>
-  </wne:recipientData>
-  <wne:recipientData>
-    <wne:active wne:val="1"/>
-    <wne:hash wne:val="-41287148"/>
-  </wne:recipientData>
-  <wne:recipientData>
-    <wne:active wne:val="1"/>
-    <wne:hash wne:val="1346464165"/>
-  </wne:recipientData>
-  <wne:recipientData>
-    <wne:active wne:val="1"/>
-    <wne:hash wne:val="1107823534"/>
-  </wne:recipientData>
-</wne:recipients>
-</file>
-
 <file path=word/styles.xml><?xml version="1.0" encoding="utf-8"?>
-<w:styles xmlns:mc="http://schemas.openxmlformats.org/markup-compatibility/2006" xmlns:r="http://schemas.openxmlformats.org/officeDocument/2006/relationships" xmlns:w="http://schemas.openxmlformats.org/wordprocessingml/2006/main" xmlns:w14="http://schemas.microsoft.com/office/word/2010/wordml" xmlns:w15="http://schemas.microsoft.com/office/word/2012/wordml" mc:Ignorable="w14 w15">
+<w:styles xmlns:mc="http://schemas.openxmlformats.org/markup-compatibility/2006" xmlns:r="http://schemas.openxmlformats.org/officeDocument/2006/relationships" xmlns:w="http://schemas.openxmlformats.org/wordprocessingml/2006/main" xmlns:w14="http://schemas.microsoft.com/office/word/2010/wordml" xmlns:w15="http://schemas.microsoft.com/office/word/2012/wordml" xmlns:w16cex="http://schemas.microsoft.com/office/word/2018/wordml/cex" xmlns:w16cid="http://schemas.microsoft.com/office/word/2016/wordml/cid" xmlns:w16="http://schemas.microsoft.com/office/word/2018/wordml" xmlns:w16du="http://schemas.microsoft.com/office/word/2023/wordml/word16du" xmlns:w16sdtdh="http://schemas.microsoft.com/office/word/2020/wordml/sdtdatahash" xmlns:w16sdtfl="http://schemas.microsoft.com/office/word/2024/wordml/sdtformatlock" xmlns:w16se="http://schemas.microsoft.com/office/word/2015/wordml/symex" mc:Ignorable="w14 w15 w16se w16cid w16 w16cex w16sdtdh w16sdtfl w16du">
   <w:docDefaults>
     <w:rPrDefault>
       <w:rPr>
@@ -225,7 +253,7 @@
     </w:rPrDefault>
     <w:pPrDefault/>
   </w:docDefaults>
-  <w:latentStyles w:defLockedState="0" w:defUIPriority="99" w:defSemiHidden="0" w:defUnhideWhenUsed="0" w:defQFormat="0" w:count="371">
+  <w:latentStyles w:defLockedState="0" w:defUIPriority="99" w:defSemiHidden="0" w:defUnhideWhenUsed="0" w:defQFormat="0" w:count="376">
     <w:lsdException w:name="Normal" w:uiPriority="0" w:qFormat="1"/>
     <w:lsdException w:name="heading 1" w:uiPriority="9" w:qFormat="1"/>
     <w:lsdException w:name="heading 2" w:semiHidden="1" w:uiPriority="9" w:unhideWhenUsed="1" w:qFormat="1"/>
@@ -597,6 +625,11 @@
     <w:lsdException w:name="List Table 5 Dark Accent 6" w:uiPriority="50"/>
     <w:lsdException w:name="List Table 6 Colorful Accent 6" w:uiPriority="51"/>
     <w:lsdException w:name="List Table 7 Colorful Accent 6" w:uiPriority="52"/>
+    <w:lsdException w:name="Mention" w:semiHidden="1" w:unhideWhenUsed="1"/>
+    <w:lsdException w:name="Smart Hyperlink" w:semiHidden="1" w:unhideWhenUsed="1"/>
+    <w:lsdException w:name="Hashtag" w:semiHidden="1" w:unhideWhenUsed="1"/>
+    <w:lsdException w:name="Unresolved Mention" w:semiHidden="1" w:unhideWhenUsed="1"/>
+    <w:lsdException w:name="Smart Link" w:semiHidden="1" w:unhideWhenUsed="1"/>
   </w:latentStyles>
   <w:style w:type="paragraph" w:default="1" w:styleId="Normal">
     <w:name w:val="Normal"/>

--- a/NhiemVu1/Buoi1_Bai2.docx
+++ b/NhiemVu1/Buoi1_Bai2.docx
@@ -3,6 +3,12 @@
 <w:document xmlns:wpc="http://schemas.microsoft.com/office/word/2010/wordprocessingCanvas" xmlns:cx="http://schemas.microsoft.com/office/drawing/2014/chartex" xmlns:cx1="http://schemas.microsoft.com/office/drawing/2015/9/8/chartex" xmlns:cx2="http://schemas.microsoft.com/office/drawing/2015/10/21/chartex" xmlns:cx3="http://schemas.microsoft.com/office/drawing/2016/5/9/chartex" xmlns:cx4="http://schemas.microsoft.com/office/drawing/2016/5/10/chartex" xmlns:cx5="http://schemas.microsoft.com/office/drawing/2016/5/11/chartex" xmlns:cx6="http://schemas.microsoft.com/office/drawing/2016/5/12/chartex" xmlns:cx7="http://schemas.microsoft.com/office/drawing/2016/5/13/chartex" xmlns:cx8="http://schemas.microsoft.com/office/drawing/2016/5/14/chartex" xmlns:mc="http://schemas.openxmlformats.org/markup-compatibility/2006" xmlns:aink="http://schemas.microsoft.com/office/drawing/2016/ink" xmlns:am3d="http://schemas.microsoft.com/office/drawing/2017/model3d" xmlns:o="urn:schemas-microsoft-com:office:office" xmlns:oel="http://schemas.microsoft.com/office/2019/extlst" xmlns:r="http://schemas.openxmlformats.org/officeDocument/2006/relationships" xmlns:m="http://schemas.openxmlformats.org/officeDocument/2006/math" xmlns:v="urn:schemas-microsoft-com:vml" xmlns:wp14="http://schemas.microsoft.com/office/word/2010/wordprocessingDrawing" xmlns:wp="http://schemas.openxmlformats.org/drawingml/2006/wordprocessingDrawing" xmlns:w10="urn:schemas-microsoft-com:office:word" xmlns:w="http://schemas.openxmlformats.org/wordprocessingml/2006/main" xmlns:w14="http://schemas.microsoft.com/office/word/2010/wordml" xmlns:w15="http://schemas.microsoft.com/office/word/2012/wordml" xmlns:w16cex="http://schemas.microsoft.com/office/word/2018/wordml/cex" xmlns:w16cid="http://schemas.microsoft.com/office/word/2016/wordml/cid" xmlns:w16="http://schemas.microsoft.com/office/word/2018/wordml" xmlns:w16du="http://schemas.microsoft.com/office/word/2023/wordml/word16du" xmlns:w16sdtdh="http://schemas.microsoft.com/office/word/2020/wordml/sdtdatahash" xmlns:w16sdtfl="http://schemas.microsoft.com/office/word/2024/wordml/sdtformatlock" xmlns:w16se="http://schemas.microsoft.com/office/word/2015/wordml/symex" xmlns:wpg="http://schemas.microsoft.com/office/word/2010/wordprocessingGroup" xmlns:wpi="http://schemas.microsoft.com/office/word/2010/wordprocessingInk" xmlns:wne="http://schemas.microsoft.com/office/word/2006/wordml" xmlns:wps="http://schemas.microsoft.com/office/word/2010/wordprocessingShape" mc:Ignorable="w14 w15 w16se w16cid w16 w16cex w16sdtdh w16sdtfl w16du wp14">
   <w:body>
     <w:p>
+      <w:pPr>
+        <w:tabs>
+          <w:tab w:pos="9576" w:val="right"/>
+        </w:tabs>
+        <w:spacing w:line="276" w:lineRule="auto" w:before="0" w:after="0"/>
+      </w:pPr>
       <w:r>
         <w:fldChar w:fldCharType="begin"/>
       </w:r>
@@ -47,20 +53,17 @@
         </w:r>
       </w:fldSimple>
       <w:r>
-        <w:t xml:space="preserve">                   </w:t>
-      </w:r>
-      <w:r>
-        <w:t xml:space="preserve">     </w:t>
-      </w:r>
-      <w:r>
-        <w:t xml:space="preserve">             </w:t>
-      </w:r>
-      <w:r>
-        <w:t xml:space="preserve">                     3/2 Street</w:t>
+        <w:tab/>
+        <w:t>3/2 Street</w:t>
       </w:r>
     </w:p>
-    <w:p/>
     <w:p>
+      <w:pPr>
+        <w:tabs>
+          <w:tab w:pos="9576" w:val="right"/>
+        </w:tabs>
+        <w:spacing w:line="276" w:lineRule="auto" w:before="0" w:after="0"/>
+      </w:pPr>
       <w:fldSimple w:instr=" MERGEFIELD &quot;Address&quot; ">
         <w:r>
           <w:rPr>
@@ -70,20 +73,17 @@
         </w:r>
       </w:fldSimple>
       <w:r>
-        <w:t xml:space="preserve">     </w:t>
-      </w:r>
-      <w:r>
-        <w:t xml:space="preserve">       </w:t>
-      </w:r>
-      <w:r>
-        <w:t xml:space="preserve">                   </w:t>
-      </w:r>
-      <w:r>
-        <w:t xml:space="preserve">                                 Can Tho</w:t>
+        <w:tab/>
+        <w:t>Can Tho</w:t>
       </w:r>
     </w:p>
-    <w:p/>
     <w:p>
+      <w:pPr>
+        <w:tabs>
+          <w:tab w:pos="9576" w:val="right"/>
+        </w:tabs>
+        <w:spacing w:line="276" w:lineRule="auto" w:before="0" w:after="0"/>
+      </w:pPr>
       <w:fldSimple w:instr=" MERGEFIELD &quot;City&quot; ">
         <w:r>
           <w:rPr>
@@ -93,20 +93,14 @@
         </w:r>
       </w:fldSimple>
       <w:r>
-        <w:t xml:space="preserve">     </w:t>
-      </w:r>
-      <w:r>
-        <w:t xml:space="preserve">         </w:t>
-      </w:r>
-      <w:r>
-        <w:t xml:space="preserve">           </w:t>
-      </w:r>
-      <w:r>
-        <w:t xml:space="preserve">                                                      Viet Nam</w:t>
+        <w:tab/>
+        <w:t>Viet Nam</w:t>
       </w:r>
     </w:p>
-    <w:p/>
     <w:p>
+      <w:pPr>
+        <w:spacing w:line="276" w:lineRule="auto" w:before="0" w:after="360"/>
+      </w:pPr>
       <w:fldSimple w:instr=" MERGEFIELD &quot;Country&quot; ">
         <w:r>
           <w:rPr>
@@ -116,14 +110,18 @@
         </w:r>
       </w:fldSimple>
     </w:p>
-    <w:p/>
     <w:p>
+      <w:pPr>
+        <w:spacing w:line="276" w:lineRule="auto" w:before="0" w:after="240"/>
+      </w:pPr>
       <w:r>
         <w:t>Dear Participant</w:t>
       </w:r>
     </w:p>
-    <w:p/>
     <w:p>
+      <w:pPr>
+        <w:spacing w:line="276" w:lineRule="auto" w:before="0" w:after="240"/>
+      </w:pPr>
       <w:r>
         <w:t>As you may be aware we have been running a vari</w:t>
       </w:r>
@@ -133,99 +131,92 @@
       <w:r>
         <w:t xml:space="preserve">ty of courses at the college ranging from </w:t>
       </w:r>
+      <w:r>
+        <w:t>1 week to 12 weeks. We are now happy to info</w:t>
+      </w:r>
+      <w:r>
+        <w:t>r</w:t>
+      </w:r>
+      <w:r>
+        <w:t xml:space="preserve">m you that we are introducing a number of </w:t>
+      </w:r>
+      <w:r>
+        <w:t>2-day course</w:t>
+      </w:r>
+      <w:r>
+        <w:t>s</w:t>
+      </w:r>
+      <w:r>
+        <w:t xml:space="preserve">, which will be held </w:t>
+      </w:r>
+      <w:r>
+        <w:t>both at</w:t>
+      </w:r>
+      <w:r>
+        <w:t xml:space="preserve"> weekends </w:t>
+      </w:r>
+      <w:r>
+        <w:t xml:space="preserve">and mid-week to suit </w:t>
+      </w:r>
+      <w:r>
+        <w:t xml:space="preserve">the </w:t>
+      </w:r>
+      <w:r>
+        <w:t xml:space="preserve">varying needs </w:t>
+      </w:r>
+      <w:r>
+        <w:t>of potential students.</w:t>
+      </w:r>
     </w:p>
-    <w:p/>
     <w:p>
-      <w:r>
-        <w:t>1 week to 12 weeks. We are now happy to info</w:t>
+      <w:pPr>
+        <w:spacing w:line="276" w:lineRule="auto" w:before="0" w:after="240"/>
+      </w:pPr>
+      <w:r>
+        <w:t>Please</w:t>
+      </w:r>
+      <w:r>
+        <w:t xml:space="preserve"> </w:t>
+      </w:r>
+      <w:r>
+        <w:t>find enclosed an application fo</w:t>
       </w:r>
       <w:r>
         <w:t>r</w:t>
       </w:r>
       <w:r>
-        <w:t xml:space="preserve">m you that we are introducing a number of </w:t>
+        <w:t xml:space="preserve">m and a </w:t>
+      </w:r>
+      <w:proofErr w:type="gramStart"/>
+      <w:r>
+        <w:t>program</w:t>
+      </w:r>
+      <w:proofErr w:type="gramEnd"/>
+      <w:r>
+        <w:t xml:space="preserve"> schedule.</w:t>
+      </w:r>
+      <w:r>
+        <w:t xml:space="preserve"> </w:t>
+      </w:r>
+      <w:r>
+        <w:t xml:space="preserve">We look forward to </w:t>
+      </w:r>
+      <w:r>
+        <w:t>your participation.</w:t>
       </w:r>
     </w:p>
-    <w:p/>
     <w:p>
-      <w:r>
-        <w:t>2-day course</w:t>
-      </w:r>
-      <w:r>
-        <w:t>s</w:t>
-      </w:r>
-      <w:r>
-        <w:t xml:space="preserve">, which will be held </w:t>
-      </w:r>
-      <w:r>
-        <w:t>both at</w:t>
-      </w:r>
-      <w:r>
-        <w:t xml:space="preserve"> weekends </w:t>
-      </w:r>
-      <w:r>
-        <w:t xml:space="preserve">and mid-week to suit </w:t>
-      </w:r>
-      <w:r>
-        <w:t xml:space="preserve">the </w:t>
-      </w:r>
-      <w:r>
-        <w:t xml:space="preserve">varying needs </w:t>
+      <w:pPr>
+        <w:spacing w:line="276" w:lineRule="auto" w:before="0" w:after="840"/>
+      </w:pPr>
+      <w:r>
+        <w:t>Yours truly,</w:t>
       </w:r>
     </w:p>
-    <w:p/>
     <w:p>
-      <w:r>
-        <w:t>of potential students.</w:t>
-      </w:r>
-    </w:p>
-    <w:p/>
-    <w:p>
-      <w:r>
-        <w:t>Please</w:t>
-      </w:r>
-      <w:r>
-        <w:t xml:space="preserve"> </w:t>
-      </w:r>
-      <w:r>
-        <w:t>find enclosed an application fo</w:t>
-      </w:r>
-      <w:r>
-        <w:t>r</w:t>
-      </w:r>
-      <w:r>
-        <w:t xml:space="preserve">m and a </w:t>
-      </w:r>
-      <w:proofErr w:type="gramStart"/>
-      <w:r>
-        <w:t>program</w:t>
-      </w:r>
-      <w:proofErr w:type="gramEnd"/>
-      <w:r>
-        <w:t xml:space="preserve"> schedule.</w:t>
-      </w:r>
-      <w:r>
-        <w:t xml:space="preserve"> </w:t>
-      </w:r>
-      <w:r>
-        <w:t xml:space="preserve">We look forward to </w:t>
-      </w:r>
-    </w:p>
-    <w:p/>
-    <w:p>
-      <w:r>
-        <w:t>your participation.</w:t>
-      </w:r>
-    </w:p>
-    <w:p/>
-    <w:p>
-      <w:r>
-        <w:t>Yours truly,</w:t>
-      </w:r>
-    </w:p>
-    <w:p/>
-    <w:p/>
-    <w:p>
+      <w:pPr>
+        <w:spacing w:line="276" w:lineRule="auto" w:before="0" w:after="0"/>
+      </w:pPr>
       <w:r>
         <w:t>Course Director</w:t>
       </w:r>
